--- a/data/ai_paras/AI_para_59.docx
+++ b/data/ai_paras/AI_para_59.docx
@@ -4,7 +4,7 @@
   <w:body>
     <w:p>
       <w:r>
-        <w:t>The contrasting playing styles of Lionel Messi and Cristiano Ronaldo highlight their unique contributions to football. Messi is celebrated for his exceptional dribbling and playmaking abilities, often weaving through defenders with agility and precision that defy conventional defensive strategies (Johnson). His low center of gravity and close ball control allow him to navigate tight spaces effortlessly, creating opportunities not only for himself but also for his teammates. In contrast, Ronaldo's style is characterized by his physical prowess and versatility in goal-scoring; his remarkable aerial ability and powerful shots make him a constant threat in the attacking third (Johnson). This combination of physicality and technical skill enables Ronaldo to excel in various attacking roles, adapting his play to exploit different defensive weaknesses, thus maintaining his impact across diverse footballing environments.</w:t>
+        <w:t>Lionel Messi and Cristiano Ronaldo stand as towering figures in the annals of football, both revered for their extraordinary contributions to the sport. Their rivalry has captivated fans worldwide, sparking debates over who truly deserves the title of the Greatest of All Time (GOAT). Each player's journey is marked by unparalleled achievement and unique playing styles, which have set new benchmarks in football history. Their careers are characterized by a relentless pursuit of excellence, with Messi's artistry and vision contrasting with Ronaldo's athleticism and tenacity. This essay seeks to explore the factors that have cemented their status as GOATs, examining their career achievements, playing styles, and broader impact on the sport.</w:t>
       </w:r>
     </w:p>
     <w:sectPr>
